--- a/EG 05-Object Oriented programming.docx
+++ b/EG 05-Object Oriented programming.docx
@@ -254,26 +254,6 @@
     </w:p>
     <w:p>
       <w:pPr>
-        <w:pStyle w:val="Heading3"/>
-      </w:pPr>
-      <w:r>
-        <w:t>Step</w:t>
-      </w:r>
-      <w:r>
-        <w:t>-</w:t>
-      </w:r>
-      <w:r>
-        <w:t>by</w:t>
-      </w:r>
-      <w:r>
-        <w:t>-</w:t>
-      </w:r>
-      <w:r>
-        <w:t>step</w:t>
-      </w:r>
-    </w:p>
-    <w:p>
-      <w:pPr>
         <w:pStyle w:val="Numberlist"/>
       </w:pPr>
       <w:r>
@@ -323,6 +303,9 @@
       </w:r>
       <w:r>
         <w:t xml:space="preserve">. </w:t>
+      </w:r>
+      <w:r>
+        <w:br/>
       </w:r>
     </w:p>
     <w:p>
@@ -558,7 +541,10 @@
         <w:pStyle w:val="Numberlist"/>
       </w:pPr>
       <w:r>
-        <w:t>Also make sure no one can withdraw money they don't have.</w:t>
+        <w:t>M</w:t>
+      </w:r>
+      <w:r>
+        <w:t>ake sure no one can withdraw money they don't have.</w:t>
       </w:r>
       <w:r>
         <w:br/>
@@ -591,16 +577,37 @@
         <w:t xml:space="preserve"> for the Account class to set its </w:t>
       </w:r>
       <w:r>
+        <w:rPr>
+          <w:b/>
+          <w:bCs/>
+        </w:rPr>
         <w:t>ID</w:t>
       </w:r>
       <w:r>
-        <w:t>, owner</w:t>
+        <w:t xml:space="preserve">, </w:t>
+      </w:r>
+      <w:r>
+        <w:rPr>
+          <w:b/>
+          <w:bCs/>
+        </w:rPr>
+        <w:t>owner</w:t>
       </w:r>
       <w:r>
         <w:t>,</w:t>
       </w:r>
       <w:r>
-        <w:t xml:space="preserve"> and starting balance.</w:t>
+        <w:t xml:space="preserve"> and starting </w:t>
+      </w:r>
+      <w:r>
+        <w:rPr>
+          <w:b/>
+          <w:bCs/>
+        </w:rPr>
+        <w:t>balance</w:t>
+      </w:r>
+      <w:r>
+        <w:t>.</w:t>
       </w:r>
     </w:p>
     <w:p>
@@ -610,12 +617,14 @@
       <w:r>
         <w:t xml:space="preserve">Create a method called </w:t>
       </w:r>
+      <w:proofErr w:type="spellStart"/>
       <w:r>
         <w:rPr>
           <w:b/>
         </w:rPr>
         <w:t>getDetails</w:t>
       </w:r>
+      <w:proofErr w:type="spellEnd"/>
       <w:r>
         <w:t>() to return details of the account as a formatted String.</w:t>
       </w:r>
@@ -686,12 +695,21 @@
       <w:r>
         <w:t xml:space="preserve">Call the Account's </w:t>
       </w:r>
+      <w:proofErr w:type="spellStart"/>
       <w:r>
         <w:rPr>
           <w:b/>
           <w:bCs/>
         </w:rPr>
-        <w:t>getDetails()</w:t>
+        <w:t>getDetails</w:t>
+      </w:r>
+      <w:proofErr w:type="spellEnd"/>
+      <w:r>
+        <w:rPr>
+          <w:b/>
+          <w:bCs/>
+        </w:rPr>
+        <w:t>()</w:t>
       </w:r>
       <w:r>
         <w:t xml:space="preserve"> method and print the result to make sure your code has had the expected result.</w:t>
@@ -739,7 +757,7 @@
           <w:b/>
           <w:bCs/>
         </w:rPr>
-        <w:t>three</w:t>
+        <w:t>3</w:t>
       </w:r>
       <w:r>
         <w:rPr>
@@ -762,6 +780,7 @@
       <w:r>
         <w:t xml:space="preserve">Write an Enhanced for loop to iterate through the three accounts and display their details by calling their </w:t>
       </w:r>
+      <w:proofErr w:type="spellStart"/>
       <w:r>
         <w:rPr>
           <w:b/>
@@ -769,6 +788,7 @@
         </w:rPr>
         <w:t>getDetails</w:t>
       </w:r>
+      <w:proofErr w:type="spellEnd"/>
       <w:r>
         <w:t>() method.</w:t>
       </w:r>
@@ -885,6 +905,7 @@
       <w:r>
         <w:t xml:space="preserve">Add code in main() to create an account called </w:t>
       </w:r>
+      <w:proofErr w:type="spellStart"/>
       <w:r>
         <w:rPr>
           <w:b/>
@@ -892,6 +913,7 @@
         </w:rPr>
         <w:t>myAccount</w:t>
       </w:r>
+      <w:proofErr w:type="spellEnd"/>
       <w:r>
         <w:t>, with a balance of £100.</w:t>
       </w:r>
@@ -905,7 +927,23 @@
         </w:numPr>
       </w:pPr>
       <w:r>
-        <w:t>Call the addInterest method of the myAccount instance.</w:t>
+        <w:t xml:space="preserve">Call the </w:t>
+      </w:r>
+      <w:proofErr w:type="spellStart"/>
+      <w:r>
+        <w:t>addInterest</w:t>
+      </w:r>
+      <w:proofErr w:type="spellEnd"/>
+      <w:r>
+        <w:t xml:space="preserve"> method of the </w:t>
+      </w:r>
+      <w:proofErr w:type="spellStart"/>
+      <w:r>
+        <w:t>myAccount</w:t>
+      </w:r>
+      <w:proofErr w:type="spellEnd"/>
+      <w:r>
+        <w:t xml:space="preserve"> instance.</w:t>
       </w:r>
     </w:p>
     <w:p>
@@ -917,7 +955,23 @@
         </w:numPr>
       </w:pPr>
       <w:r>
-        <w:t>After the call, display the details of myAccount by using its getDetails() method.</w:t>
+        <w:t xml:space="preserve">After the call, display the details of </w:t>
+      </w:r>
+      <w:proofErr w:type="spellStart"/>
+      <w:r>
+        <w:t>myAccount</w:t>
+      </w:r>
+      <w:proofErr w:type="spellEnd"/>
+      <w:r>
+        <w:t xml:space="preserve"> by using its </w:t>
+      </w:r>
+      <w:proofErr w:type="spellStart"/>
+      <w:r>
+        <w:t>getDetails</w:t>
+      </w:r>
+      <w:proofErr w:type="spellEnd"/>
+      <w:r>
+        <w:t>() method.</w:t>
       </w:r>
       <w:r>
         <w:br/>
@@ -935,6 +989,7 @@
       <w:r>
         <w:t xml:space="preserve">Back in the main() method, create another Account reference called </w:t>
       </w:r>
+      <w:proofErr w:type="spellStart"/>
       <w:r>
         <w:rPr>
           <w:b/>
@@ -943,8 +998,17 @@
         </w:rPr>
         <w:t>partnerAccount</w:t>
       </w:r>
-      <w:r>
-        <w:t xml:space="preserve"> and set it to the myAccount instance as:</w:t>
+      <w:proofErr w:type="spellEnd"/>
+      <w:r>
+        <w:t xml:space="preserve"> and set it to the </w:t>
+      </w:r>
+      <w:proofErr w:type="spellStart"/>
+      <w:r>
+        <w:t>myAccount</w:t>
+      </w:r>
+      <w:proofErr w:type="spellEnd"/>
+      <w:r>
+        <w:t xml:space="preserve"> instance as:</w:t>
       </w:r>
       <w:r>
         <w:br/>
@@ -956,6 +1020,7 @@
         </w:rPr>
         <w:t xml:space="preserve">Account </w:t>
       </w:r>
+      <w:proofErr w:type="spellStart"/>
       <w:r>
         <w:rPr>
           <w:b/>
@@ -964,12 +1029,29 @@
         </w:rPr>
         <w:t>partnerAccount</w:t>
       </w:r>
+      <w:proofErr w:type="spellEnd"/>
       <w:r>
         <w:rPr>
           <w:b/>
           <w:bCs/>
         </w:rPr>
-        <w:t xml:space="preserve"> = myAccount;</w:t>
+        <w:t xml:space="preserve"> = </w:t>
+      </w:r>
+      <w:proofErr w:type="spellStart"/>
+      <w:r>
+        <w:rPr>
+          <w:b/>
+          <w:bCs/>
+        </w:rPr>
+        <w:t>myAccount</w:t>
+      </w:r>
+      <w:proofErr w:type="spellEnd"/>
+      <w:r>
+        <w:rPr>
+          <w:b/>
+          <w:bCs/>
+        </w:rPr>
+        <w:t>;</w:t>
       </w:r>
     </w:p>
     <w:p>
@@ -983,16 +1065,31 @@
       <w:r>
         <w:t xml:space="preserve">Call the </w:t>
       </w:r>
+      <w:proofErr w:type="spellStart"/>
       <w:r>
         <w:rPr>
           <w:b/>
           <w:bCs/>
           <w:color w:val="0070C0"/>
         </w:rPr>
-        <w:t xml:space="preserve">partnerAccount’s </w:t>
-      </w:r>
-      <w:r>
-        <w:t>addInterest() method</w:t>
+        <w:t>partnerAccount’s</w:t>
+      </w:r>
+      <w:proofErr w:type="spellEnd"/>
+      <w:r>
+        <w:rPr>
+          <w:b/>
+          <w:bCs/>
+          <w:color w:val="0070C0"/>
+        </w:rPr>
+        <w:t xml:space="preserve"> </w:t>
+      </w:r>
+      <w:proofErr w:type="spellStart"/>
+      <w:r>
+        <w:t>addInterest</w:t>
+      </w:r>
+      <w:proofErr w:type="spellEnd"/>
+      <w:r>
+        <w:t>() method</w:t>
       </w:r>
       <w:r>
         <w:t>.</w:t>
@@ -1009,15 +1106,29 @@
       <w:r>
         <w:t xml:space="preserve">Call </w:t>
       </w:r>
+      <w:proofErr w:type="spellStart"/>
       <w:r>
         <w:rPr>
           <w:b/>
           <w:bCs/>
         </w:rPr>
-        <w:t xml:space="preserve">myAccount’s </w:t>
-      </w:r>
-      <w:r>
-        <w:t xml:space="preserve">getDetails() method. </w:t>
+        <w:t>myAccount’s</w:t>
+      </w:r>
+      <w:proofErr w:type="spellEnd"/>
+      <w:r>
+        <w:rPr>
+          <w:b/>
+          <w:bCs/>
+        </w:rPr>
+        <w:t xml:space="preserve"> </w:t>
+      </w:r>
+      <w:proofErr w:type="spellStart"/>
+      <w:r>
+        <w:t>getDetails</w:t>
+      </w:r>
+      <w:proofErr w:type="spellEnd"/>
+      <w:r>
+        <w:t xml:space="preserve">() method. </w:t>
       </w:r>
       <w:r>
         <w:br/>
@@ -1053,12 +1164,14 @@
         <w:br/>
         <w:t xml:space="preserve">static void </w:t>
       </w:r>
+      <w:proofErr w:type="spellStart"/>
       <w:r>
         <w:rPr>
           <w:b/>
         </w:rPr>
         <w:t>processAccount</w:t>
       </w:r>
+      <w:proofErr w:type="spellEnd"/>
       <w:r>
         <w:t>(</w:t>
       </w:r>
@@ -1076,6 +1189,7 @@
         </w:rPr>
         <w:t xml:space="preserve"> </w:t>
       </w:r>
+      <w:proofErr w:type="spellStart"/>
       <w:r>
         <w:rPr>
           <w:b/>
@@ -1083,6 +1197,7 @@
         </w:rPr>
         <w:t>acc</w:t>
       </w:r>
+      <w:proofErr w:type="spellEnd"/>
       <w:r>
         <w:t xml:space="preserve">){ </w:t>
       </w:r>
@@ -1096,6 +1211,7 @@
         </w:rPr>
         <w:tab/>
       </w:r>
+      <w:proofErr w:type="spellStart"/>
       <w:r>
         <w:rPr>
           <w:b/>
@@ -1104,7 +1220,11 @@
         <w:t>acc</w:t>
       </w:r>
       <w:r>
-        <w:t>.addInterest();</w:t>
+        <w:t>.addInterest</w:t>
+      </w:r>
+      <w:proofErr w:type="spellEnd"/>
+      <w:r>
+        <w:t>();</w:t>
       </w:r>
       <w:r>
         <w:br/>
@@ -1128,6 +1248,7 @@
       <w:r>
         <w:t xml:space="preserve">(), pass the </w:t>
       </w:r>
+      <w:proofErr w:type="spellStart"/>
       <w:r>
         <w:rPr>
           <w:b/>
@@ -1136,6 +1257,7 @@
         </w:rPr>
         <w:t>myAccount</w:t>
       </w:r>
+      <w:proofErr w:type="spellEnd"/>
       <w:r>
         <w:rPr>
           <w:iCs/>
@@ -1145,6 +1267,7 @@
       <w:r>
         <w:t xml:space="preserve">instance that you created earlier to the </w:t>
       </w:r>
+      <w:proofErr w:type="spellStart"/>
       <w:r>
         <w:rPr>
           <w:b/>
@@ -1152,6 +1275,7 @@
         </w:rPr>
         <w:t>processAccount</w:t>
       </w:r>
+      <w:proofErr w:type="spellEnd"/>
       <w:r>
         <w:t xml:space="preserve"> method as parameter.</w:t>
       </w:r>
@@ -1159,17 +1283,43 @@
     <w:p>
       <w:pPr>
         <w:pStyle w:val="Numberlist"/>
+        <w:spacing w:line="360" w:lineRule="auto"/>
       </w:pPr>
       <w:r>
         <w:lastRenderedPageBreak/>
         <w:t xml:space="preserve">Call </w:t>
       </w:r>
+      <w:proofErr w:type="spellStart"/>
       <w:r>
         <w:rPr>
           <w:b/>
           <w:bCs/>
         </w:rPr>
-        <w:t>myAccount’s getDetails()</w:t>
+        <w:t>myAccount’s</w:t>
+      </w:r>
+      <w:proofErr w:type="spellEnd"/>
+      <w:r>
+        <w:rPr>
+          <w:b/>
+          <w:bCs/>
+        </w:rPr>
+        <w:t xml:space="preserve"> </w:t>
+      </w:r>
+      <w:proofErr w:type="spellStart"/>
+      <w:r>
+        <w:rPr>
+          <w:b/>
+          <w:bCs/>
+        </w:rPr>
+        <w:t>getDetails</w:t>
+      </w:r>
+      <w:proofErr w:type="spellEnd"/>
+      <w:r>
+        <w:rPr>
+          <w:b/>
+          <w:bCs/>
+        </w:rPr>
+        <w:t>()</w:t>
       </w:r>
       <w:r>
         <w:t xml:space="preserve"> method. Did the balance change?</w:t>
@@ -1178,6 +1328,7 @@
     <w:p>
       <w:pPr>
         <w:pStyle w:val="Numberlist"/>
+        <w:spacing w:line="360" w:lineRule="auto"/>
       </w:pPr>
       <w:r>
         <w:t>Let's do another important experiment.</w:t>
@@ -1186,6 +1337,7 @@
     <w:p>
       <w:pPr>
         <w:pStyle w:val="Numberlist"/>
+        <w:spacing w:line="360" w:lineRule="auto"/>
       </w:pPr>
       <w:r>
         <w:t>Create another method under the main() method as:</w:t>
@@ -1269,7 +1421,33 @@
           <w:lang w:val="en-US"/>
           <w14:ligatures w14:val="none"/>
         </w:rPr>
-        <w:t xml:space="preserve"> incInt(</w:t>
+        <w:t xml:space="preserve"> </w:t>
+      </w:r>
+      <w:proofErr w:type="spellStart"/>
+      <w:r>
+        <w:rPr>
+          <w:rFonts w:ascii="Consolas" w:eastAsia="Times New Roman" w:hAnsi="Consolas" w:cs="Consolas"/>
+          <w:color w:val="000000"/>
+          <w:kern w:val="0"/>
+          <w:sz w:val="22"/>
+          <w:szCs w:val="20"/>
+          <w:lang w:val="en-US"/>
+          <w14:ligatures w14:val="none"/>
+        </w:rPr>
+        <w:t>incInt</w:t>
+      </w:r>
+      <w:proofErr w:type="spellEnd"/>
+      <w:r>
+        <w:rPr>
+          <w:rFonts w:ascii="Consolas" w:eastAsia="Times New Roman" w:hAnsi="Consolas" w:cs="Consolas"/>
+          <w:color w:val="000000"/>
+          <w:kern w:val="0"/>
+          <w:sz w:val="22"/>
+          <w:szCs w:val="20"/>
+          <w:lang w:val="en-US"/>
+          <w14:ligatures w14:val="none"/>
+        </w:rPr>
+        <w:t>(</w:t>
       </w:r>
       <w:r>
         <w:rPr>
@@ -1327,7 +1505,7 @@
         <w:keepNext/>
         <w:keepLines/>
         <w:widowControl w:val="0"/>
-        <w:spacing w:before="0" w:line="240" w:lineRule="auto"/>
+        <w:spacing w:before="0" w:line="360" w:lineRule="auto"/>
         <w:ind w:left="720" w:firstLine="720"/>
         <w:rPr>
           <w:rFonts w:ascii="Consolas" w:eastAsia="Times New Roman" w:hAnsi="Consolas" w:cs="Consolas"/>
@@ -1369,7 +1547,7 @@
         <w:keepNext/>
         <w:keepLines/>
         <w:widowControl w:val="0"/>
-        <w:spacing w:before="0" w:line="240" w:lineRule="auto"/>
+        <w:spacing w:before="0" w:line="360" w:lineRule="auto"/>
         <w:ind w:left="720"/>
         <w:rPr>
           <w:rFonts w:ascii="Montserrat Light" w:eastAsia="Calibri" w:hAnsi="Montserrat Light" w:cs="Times New Roman"/>
@@ -1397,6 +1575,7 @@
     <w:p>
       <w:pPr>
         <w:pStyle w:val="Numberlist"/>
+        <w:spacing w:line="360" w:lineRule="auto"/>
       </w:pPr>
       <w:r>
         <w:t xml:space="preserve">Add code to the main() method to create an integer like </w:t>
@@ -1409,10 +1588,12 @@
     <w:p>
       <w:pPr>
         <w:pStyle w:val="Numberlist"/>
+        <w:spacing w:line="360" w:lineRule="auto"/>
       </w:pPr>
       <w:r>
         <w:t xml:space="preserve">Call the </w:t>
       </w:r>
+      <w:proofErr w:type="spellStart"/>
       <w:r>
         <w:rPr>
           <w:b/>
@@ -1420,6 +1601,7 @@
         </w:rPr>
         <w:t>incInt</w:t>
       </w:r>
+      <w:proofErr w:type="spellEnd"/>
       <w:r>
         <w:t xml:space="preserve"> method and pass it</w:t>
       </w:r>
@@ -1437,6 +1619,7 @@
     <w:p>
       <w:pPr>
         <w:pStyle w:val="Numberlist"/>
+        <w:spacing w:line="360" w:lineRule="auto"/>
       </w:pPr>
       <w:r>
         <w:t>After the call, print the value of k.</w:t>
@@ -1449,6 +1632,7 @@
           <w:ilvl w:val="0"/>
           <w:numId w:val="0"/>
         </w:numPr>
+        <w:spacing w:line="360" w:lineRule="auto"/>
         <w:ind w:left="851"/>
       </w:pPr>
       <w:r>
@@ -1467,61 +1651,70 @@
     </w:p>
     <w:p>
       <w:r>
-        <w:t>Primitive data types (built into the Java language) are always passed by value, which means a copy of the value is passed to the method. As a result, modifying a variable (</w:t>
-      </w:r>
-      <w:r>
-        <w:t>like</w:t>
-      </w:r>
-      <w:r>
-        <w:t xml:space="preserve"> </w:t>
-      </w:r>
-      <w:r>
-        <w:rPr>
-          <w:b/>
-          <w:bCs/>
-        </w:rPr>
-        <w:t>x</w:t>
-      </w:r>
-      <w:r>
-        <w:t>) does not affect the original variable (</w:t>
-      </w:r>
-      <w:r>
-        <w:rPr>
-          <w:b/>
-          <w:bCs/>
-        </w:rPr>
-        <w:t>k</w:t>
-      </w:r>
-      <w:r>
-        <w:t xml:space="preserve">). Renaming </w:t>
-      </w:r>
-      <w:r>
-        <w:t xml:space="preserve">the method parameter to </w:t>
-      </w:r>
-      <w:r>
-        <w:rPr>
-          <w:b/>
-          <w:bCs/>
-        </w:rPr>
-        <w:t>x</w:t>
-      </w:r>
-      <w:r>
-        <w:t xml:space="preserve"> </w:t>
-      </w:r>
-      <w:r>
-        <w:t xml:space="preserve">does not change the </w:t>
-      </w:r>
-      <w:r>
-        <w:t>outcome!</w:t>
+        <w:t>Explanation</w:t>
       </w:r>
     </w:p>
     <w:p>
       <w:r>
+        <w:br/>
+      </w:r>
+      <w:r>
+        <w:t>Primitive data types (built into the Java language) are always passed by value, which means a copy of the value is passed to the method. As a result, modifying a variable (</w:t>
+      </w:r>
+      <w:r>
+        <w:t>like</w:t>
+      </w:r>
+      <w:r>
+        <w:t xml:space="preserve"> </w:t>
+      </w:r>
+      <w:r>
+        <w:rPr>
+          <w:b/>
+          <w:bCs/>
+        </w:rPr>
+        <w:t>x</w:t>
+      </w:r>
+      <w:r>
+        <w:t>) does not affect the original variable (</w:t>
+      </w:r>
+      <w:r>
+        <w:rPr>
+          <w:b/>
+          <w:bCs/>
+        </w:rPr>
+        <w:t>k</w:t>
+      </w:r>
+      <w:r>
+        <w:t xml:space="preserve">). Renaming </w:t>
+      </w:r>
+      <w:r>
+        <w:t xml:space="preserve">the method parameter to </w:t>
+      </w:r>
+      <w:r>
+        <w:rPr>
+          <w:b/>
+          <w:bCs/>
+        </w:rPr>
+        <w:t>x</w:t>
+      </w:r>
+      <w:r>
+        <w:t xml:space="preserve"> </w:t>
+      </w:r>
+      <w:r>
+        <w:t xml:space="preserve">does not change the </w:t>
+      </w:r>
+      <w:r>
+        <w:t>outcome!</w:t>
+      </w:r>
+    </w:p>
+    <w:p>
+      <w:r>
         <w:t>For reference types (</w:t>
       </w:r>
       <w:r>
         <w:t xml:space="preserve">like </w:t>
       </w:r>
+      <w:proofErr w:type="spellStart"/>
       <w:r>
         <w:rPr>
           <w:b/>
@@ -1529,15 +1722,41 @@
         </w:rPr>
         <w:t>myAccount</w:t>
       </w:r>
+      <w:proofErr w:type="spellEnd"/>
       <w:r>
         <w:t xml:space="preserve">), the situation is slightly different. While they are also passed by value, the value being passed is the memory address of the object. This means that when you call a method like </w:t>
       </w:r>
+      <w:proofErr w:type="spellStart"/>
       <w:r>
         <w:rPr>
           <w:b/>
           <w:bCs/>
         </w:rPr>
-        <w:t>processAccount(Account acc)</w:t>
+        <w:t>processAccount</w:t>
+      </w:r>
+      <w:proofErr w:type="spellEnd"/>
+      <w:r>
+        <w:rPr>
+          <w:b/>
+          <w:bCs/>
+        </w:rPr>
+        <w:t xml:space="preserve">(Account </w:t>
+      </w:r>
+      <w:proofErr w:type="spellStart"/>
+      <w:r>
+        <w:rPr>
+          <w:b/>
+          <w:bCs/>
+        </w:rPr>
+        <w:t>acc</w:t>
+      </w:r>
+      <w:proofErr w:type="spellEnd"/>
+      <w:r>
+        <w:rPr>
+          <w:b/>
+          <w:bCs/>
+        </w:rPr>
+        <w:t>)</w:t>
       </w:r>
       <w:r>
         <w:t xml:space="preserve"> and pass a reference to an account, you are actually passing the address o</w:t>
@@ -1545,6 +1764,7 @@
       <w:r>
         <w:t xml:space="preserve">f </w:t>
       </w:r>
+      <w:proofErr w:type="spellStart"/>
       <w:r>
         <w:rPr>
           <w:b/>
@@ -1552,9 +1772,11 @@
         </w:rPr>
         <w:t>myAccount</w:t>
       </w:r>
+      <w:proofErr w:type="spellEnd"/>
       <w:r>
         <w:t xml:space="preserve"> in memory. Inside the method, the </w:t>
       </w:r>
+      <w:proofErr w:type="spellStart"/>
       <w:r>
         <w:rPr>
           <w:b/>
@@ -1562,9 +1784,11 @@
         </w:rPr>
         <w:t>acc</w:t>
       </w:r>
+      <w:proofErr w:type="spellEnd"/>
       <w:r>
         <w:t xml:space="preserve"> reference will point to </w:t>
       </w:r>
+      <w:proofErr w:type="spellStart"/>
       <w:r>
         <w:rPr>
           <w:b/>
@@ -1572,9 +1796,11 @@
         </w:rPr>
         <w:t>myAccount</w:t>
       </w:r>
+      <w:proofErr w:type="spellEnd"/>
       <w:r>
         <w:t xml:space="preserve">. Consequently, any changes made via the </w:t>
       </w:r>
+      <w:proofErr w:type="spellStart"/>
       <w:r>
         <w:rPr>
           <w:b/>
@@ -1582,9 +1808,11 @@
         </w:rPr>
         <w:t>acc</w:t>
       </w:r>
+      <w:proofErr w:type="spellEnd"/>
       <w:r>
         <w:t xml:space="preserve"> reference will directly impact </w:t>
       </w:r>
+      <w:proofErr w:type="spellStart"/>
       <w:r>
         <w:rPr>
           <w:b/>
@@ -1592,6 +1820,7 @@
         </w:rPr>
         <w:t>myAccount</w:t>
       </w:r>
+      <w:proofErr w:type="spellEnd"/>
       <w:r>
         <w:t>.</w:t>
       </w:r>
@@ -1602,7 +1831,10 @@
         <w:pStyle w:val="Heading2"/>
       </w:pPr>
       <w:r>
-        <w:t>If you have time:</w:t>
+        <w:t>Optional exercise and only i</w:t>
+      </w:r>
+      <w:r>
+        <w:t>f you have time:</w:t>
       </w:r>
     </w:p>
     <w:p>
@@ -1677,6 +1909,7 @@
         </w:rPr>
         <w:t xml:space="preserve"> </w:t>
       </w:r>
+      <w:proofErr w:type="spellStart"/>
       <w:r>
         <w:rPr>
           <w:b/>
@@ -1685,6 +1918,7 @@
         </w:rPr>
         <w:t>addAccount</w:t>
       </w:r>
+      <w:proofErr w:type="spellEnd"/>
       <w:r>
         <w:rPr>
           <w:b/>
@@ -1725,8 +1959,13 @@
         </w:rPr>
         <w:t xml:space="preserve">Account </w:t>
       </w:r>
-      <w:r>
-        <w:t>addAccount(</w:t>
+      <w:proofErr w:type="spellStart"/>
+      <w:r>
+        <w:t>addAccount</w:t>
+      </w:r>
+      <w:proofErr w:type="spellEnd"/>
+      <w:r>
+        <w:t>(</w:t>
       </w:r>
       <w:r>
         <w:rPr>
@@ -1768,6 +2007,7 @@
         <w:pStyle w:val="Bulletlist2"/>
       </w:pPr>
       <w:r>
+        <w:lastRenderedPageBreak/>
         <w:t>The method should:</w:t>
       </w:r>
     </w:p>
@@ -1816,7 +2056,6 @@
         </w:numPr>
       </w:pPr>
       <w:r>
-        <w:lastRenderedPageBreak/>
         <w:t>r</w:t>
       </w:r>
       <w:r>
@@ -1871,6 +2110,7 @@
       <w:r>
         <w:t xml:space="preserve">Create a method called </w:t>
       </w:r>
+      <w:proofErr w:type="spellStart"/>
       <w:r>
         <w:rPr>
           <w:b/>
@@ -1879,6 +2119,7 @@
         </w:rPr>
         <w:t>getAccount</w:t>
       </w:r>
+      <w:proofErr w:type="spellEnd"/>
       <w:r>
         <w:rPr>
           <w:color w:val="4AAE87" w:themeColor="accent5" w:themeShade="BF"/>
@@ -1910,8 +2151,13 @@
         </w:rPr>
         <w:t xml:space="preserve"> </w:t>
       </w:r>
-      <w:r>
-        <w:t>getAccount(</w:t>
+      <w:proofErr w:type="spellStart"/>
+      <w:r>
+        <w:t>getAccount</w:t>
+      </w:r>
+      <w:proofErr w:type="spellEnd"/>
+      <w:r>
+        <w:t>(</w:t>
       </w:r>
       <w:r>
         <w:rPr>
@@ -2467,9 +2713,11 @@
     <w:r>
       <w:fldChar w:fldCharType="separate"/>
     </w:r>
+    <w:proofErr w:type="spellStart"/>
     <w:r>
       <w:t>i</w:t>
     </w:r>
+    <w:proofErr w:type="spellEnd"/>
     <w:r>
       <w:fldChar w:fldCharType="end"/>
     </w:r>
@@ -8412,16 +8660,25 @@
 </file>
 
 <file path=customXml/item1.xml><?xml version="1.0" encoding="utf-8"?>
+<b:Sources xmlns:b="http://schemas.openxmlformats.org/officeDocument/2006/bibliography" xmlns="http://schemas.openxmlformats.org/officeDocument/2006/bibliography" SelectedStyle="\APASixthEditionOfficeOnline.xsl" StyleName="APA" Version="6"/>
+</file>
+
+<file path=customXml/item2.xml><?xml version="1.0" encoding="utf-8"?>
 <p:properties xmlns:p="http://schemas.microsoft.com/office/2006/metadata/properties" xmlns:xsi="http://www.w3.org/2001/XMLSchema-instance" xmlns:pc="http://schemas.microsoft.com/office/infopath/2007/PartnerControls">
   <documentManagement/>
 </p:properties>
 </file>
 
-<file path=customXml/item2.xml><?xml version="1.0" encoding="utf-8"?>
-<b:Sources xmlns:b="http://schemas.openxmlformats.org/officeDocument/2006/bibliography" xmlns="http://schemas.openxmlformats.org/officeDocument/2006/bibliography" SelectedStyle="\APASixthEditionOfficeOnline.xsl" StyleName="APA" Version="6"/>
+<file path=customXml/item3.xml><?xml version="1.0" encoding="utf-8"?>
+<?mso-contentType ?>
+<FormTemplates xmlns="http://schemas.microsoft.com/sharepoint/v3/contenttype/forms">
+  <Display>DocumentLibraryForm</Display>
+  <Edit>DocumentLibraryForm</Edit>
+  <New>DocumentLibraryForm</New>
+</FormTemplates>
 </file>
 
-<file path=customXml/item3.xml><?xml version="1.0" encoding="utf-8"?>
+<file path=customXml/item4.xml><?xml version="1.0" encoding="utf-8"?>
 <ct:contentTypeSchema xmlns:ct="http://schemas.microsoft.com/office/2006/metadata/contentType" xmlns:ma="http://schemas.microsoft.com/office/2006/metadata/properties/metaAttributes" ct:_="" ma:_="" ma:contentTypeName="Document" ma:contentTypeID="0x010100074FAAA7972F9643A241C47A4640F77B" ma:contentTypeVersion="4" ma:contentTypeDescription="Create a new document." ma:contentTypeScope="" ma:versionID="beb1a33ce099b8336a535a8070a49028">
   <xsd:schema xmlns:xsd="http://www.w3.org/2001/XMLSchema" xmlns:xs="http://www.w3.org/2001/XMLSchema" xmlns:p="http://schemas.microsoft.com/office/2006/metadata/properties" xmlns:ns2="e3bcef54-3dd5-4c54-ac74-22a6c715abc5" targetNamespace="http://schemas.microsoft.com/office/2006/metadata/properties" ma:root="true" ma:fieldsID="39dc725c7e5b7c9c602767014e9452a2" ns2:_="">
     <xsd:import namespace="e3bcef54-3dd5-4c54-ac74-22a6c715abc5"/>
@@ -8565,16 +8822,15 @@
 </ct:contentTypeSchema>
 </file>
 
-<file path=customXml/item4.xml><?xml version="1.0" encoding="utf-8"?>
-<?mso-contentType ?>
-<FormTemplates xmlns="http://schemas.microsoft.com/sharepoint/v3/contenttype/forms">
-  <Display>DocumentLibraryForm</Display>
-  <Edit>DocumentLibraryForm</Edit>
-  <New>DocumentLibraryForm</New>
-</FormTemplates>
+<file path=customXml/itemProps1.xml><?xml version="1.0" encoding="utf-8"?>
+<ds:datastoreItem xmlns:ds="http://schemas.openxmlformats.org/officeDocument/2006/customXml" ds:itemID="{F5997309-FACA-442A-8A47-89BAD725A418}">
+  <ds:schemaRefs>
+    <ds:schemaRef ds:uri="http://schemas.openxmlformats.org/officeDocument/2006/bibliography"/>
+  </ds:schemaRefs>
+</ds:datastoreItem>
 </file>
 
-<file path=customXml/itemProps1.xml><?xml version="1.0" encoding="utf-8"?>
+<file path=customXml/itemProps2.xml><?xml version="1.0" encoding="utf-8"?>
 <ds:datastoreItem xmlns:ds="http://schemas.openxmlformats.org/officeDocument/2006/customXml" ds:itemID="{6367B603-3B12-42EB-A71C-92DF23C6A36D}">
   <ds:schemaRefs>
     <ds:schemaRef ds:uri="http://schemas.microsoft.com/office/2006/metadata/properties"/>
@@ -8583,15 +8839,15 @@
 </ds:datastoreItem>
 </file>
 
-<file path=customXml/itemProps2.xml><?xml version="1.0" encoding="utf-8"?>
-<ds:datastoreItem xmlns:ds="http://schemas.openxmlformats.org/officeDocument/2006/customXml" ds:itemID="{F5997309-FACA-442A-8A47-89BAD725A418}">
+<file path=customXml/itemProps3.xml><?xml version="1.0" encoding="utf-8"?>
+<ds:datastoreItem xmlns:ds="http://schemas.openxmlformats.org/officeDocument/2006/customXml" ds:itemID="{1EF956C6-2A7C-438B-ACF2-9A85252697A5}">
   <ds:schemaRefs>
-    <ds:schemaRef ds:uri="http://schemas.openxmlformats.org/officeDocument/2006/bibliography"/>
+    <ds:schemaRef ds:uri="http://schemas.microsoft.com/sharepoint/v3/contenttype/forms"/>
   </ds:schemaRefs>
 </ds:datastoreItem>
 </file>
 
-<file path=customXml/itemProps3.xml><?xml version="1.0" encoding="utf-8"?>
+<file path=customXml/itemProps4.xml><?xml version="1.0" encoding="utf-8"?>
 <ds:datastoreItem xmlns:ds="http://schemas.openxmlformats.org/officeDocument/2006/customXml" ds:itemID="{8E875218-91D6-4204-B3E1-4F4C6E078F42}">
   <ds:schemaRefs>
     <ds:schemaRef ds:uri="http://schemas.microsoft.com/office/2006/metadata/contentType"/>
@@ -8607,12 +8863,4 @@
     <ds:schemaRef ds:uri="http://schemas.microsoft.com/internal/obd"/>
   </ds:schemaRefs>
 </ds:datastoreItem>
-</file>
-
-<file path=customXml/itemProps4.xml><?xml version="1.0" encoding="utf-8"?>
-<ds:datastoreItem xmlns:ds="http://schemas.openxmlformats.org/officeDocument/2006/customXml" ds:itemID="{1EF956C6-2A7C-438B-ACF2-9A85252697A5}">
-  <ds:schemaRefs>
-    <ds:schemaRef ds:uri="http://schemas.microsoft.com/sharepoint/v3/contenttype/forms"/>
-  </ds:schemaRefs>
-</ds:datastoreItem>
 </file>
--- a/EG 05-Object Oriented programming.docx
+++ b/EG 05-Object Oriented programming.docx
@@ -2713,11 +2713,9 @@
     <w:r>
       <w:fldChar w:fldCharType="separate"/>
     </w:r>
-    <w:proofErr w:type="spellStart"/>
     <w:r>
       <w:t>i</w:t>
     </w:r>
-    <w:proofErr w:type="spellEnd"/>
     <w:r>
       <w:fldChar w:fldCharType="end"/>
     </w:r>
@@ -8660,25 +8658,6 @@
 </file>
 
 <file path=customXml/item1.xml><?xml version="1.0" encoding="utf-8"?>
-<b:Sources xmlns:b="http://schemas.openxmlformats.org/officeDocument/2006/bibliography" xmlns="http://schemas.openxmlformats.org/officeDocument/2006/bibliography" SelectedStyle="\APASixthEditionOfficeOnline.xsl" StyleName="APA" Version="6"/>
-</file>
-
-<file path=customXml/item2.xml><?xml version="1.0" encoding="utf-8"?>
-<p:properties xmlns:p="http://schemas.microsoft.com/office/2006/metadata/properties" xmlns:xsi="http://www.w3.org/2001/XMLSchema-instance" xmlns:pc="http://schemas.microsoft.com/office/infopath/2007/PartnerControls">
-  <documentManagement/>
-</p:properties>
-</file>
-
-<file path=customXml/item3.xml><?xml version="1.0" encoding="utf-8"?>
-<?mso-contentType ?>
-<FormTemplates xmlns="http://schemas.microsoft.com/sharepoint/v3/contenttype/forms">
-  <Display>DocumentLibraryForm</Display>
-  <Edit>DocumentLibraryForm</Edit>
-  <New>DocumentLibraryForm</New>
-</FormTemplates>
-</file>
-
-<file path=customXml/item4.xml><?xml version="1.0" encoding="utf-8"?>
 <ct:contentTypeSchema xmlns:ct="http://schemas.microsoft.com/office/2006/metadata/contentType" xmlns:ma="http://schemas.microsoft.com/office/2006/metadata/properties/metaAttributes" ct:_="" ma:_="" ma:contentTypeName="Document" ma:contentTypeID="0x010100074FAAA7972F9643A241C47A4640F77B" ma:contentTypeVersion="4" ma:contentTypeDescription="Create a new document." ma:contentTypeScope="" ma:versionID="beb1a33ce099b8336a535a8070a49028">
   <xsd:schema xmlns:xsd="http://www.w3.org/2001/XMLSchema" xmlns:xs="http://www.w3.org/2001/XMLSchema" xmlns:p="http://schemas.microsoft.com/office/2006/metadata/properties" xmlns:ns2="e3bcef54-3dd5-4c54-ac74-22a6c715abc5" targetNamespace="http://schemas.microsoft.com/office/2006/metadata/properties" ma:root="true" ma:fieldsID="39dc725c7e5b7c9c602767014e9452a2" ns2:_="">
     <xsd:import namespace="e3bcef54-3dd5-4c54-ac74-22a6c715abc5"/>
@@ -8822,32 +8801,26 @@
 </ct:contentTypeSchema>
 </file>
 
-<file path=customXml/itemProps1.xml><?xml version="1.0" encoding="utf-8"?>
-<ds:datastoreItem xmlns:ds="http://schemas.openxmlformats.org/officeDocument/2006/customXml" ds:itemID="{F5997309-FACA-442A-8A47-89BAD725A418}">
-  <ds:schemaRefs>
-    <ds:schemaRef ds:uri="http://schemas.openxmlformats.org/officeDocument/2006/bibliography"/>
-  </ds:schemaRefs>
-</ds:datastoreItem>
+<file path=customXml/item2.xml><?xml version="1.0" encoding="utf-8"?>
+<?mso-contentType ?>
+<FormTemplates xmlns="http://schemas.microsoft.com/sharepoint/v3/contenttype/forms">
+  <Display>DocumentLibraryForm</Display>
+  <Edit>DocumentLibraryForm</Edit>
+  <New>DocumentLibraryForm</New>
+</FormTemplates>
 </file>
 
-<file path=customXml/itemProps2.xml><?xml version="1.0" encoding="utf-8"?>
-<ds:datastoreItem xmlns:ds="http://schemas.openxmlformats.org/officeDocument/2006/customXml" ds:itemID="{6367B603-3B12-42EB-A71C-92DF23C6A36D}">
-  <ds:schemaRefs>
-    <ds:schemaRef ds:uri="http://schemas.microsoft.com/office/2006/metadata/properties"/>
-    <ds:schemaRef ds:uri="http://schemas.microsoft.com/office/infopath/2007/PartnerControls"/>
-  </ds:schemaRefs>
-</ds:datastoreItem>
+<file path=customXml/item3.xml><?xml version="1.0" encoding="utf-8"?>
+<p:properties xmlns:p="http://schemas.microsoft.com/office/2006/metadata/properties" xmlns:xsi="http://www.w3.org/2001/XMLSchema-instance" xmlns:pc="http://schemas.microsoft.com/office/infopath/2007/PartnerControls">
+  <documentManagement/>
+</p:properties>
 </file>
 
-<file path=customXml/itemProps3.xml><?xml version="1.0" encoding="utf-8"?>
-<ds:datastoreItem xmlns:ds="http://schemas.openxmlformats.org/officeDocument/2006/customXml" ds:itemID="{1EF956C6-2A7C-438B-ACF2-9A85252697A5}">
-  <ds:schemaRefs>
-    <ds:schemaRef ds:uri="http://schemas.microsoft.com/sharepoint/v3/contenttype/forms"/>
-  </ds:schemaRefs>
-</ds:datastoreItem>
+<file path=customXml/item4.xml><?xml version="1.0" encoding="utf-8"?>
+<b:Sources xmlns:b="http://schemas.openxmlformats.org/officeDocument/2006/bibliography" xmlns="http://schemas.openxmlformats.org/officeDocument/2006/bibliography" SelectedStyle="\APASixthEditionOfficeOnline.xsl" StyleName="APA" Version="6"/>
 </file>
 
-<file path=customXml/itemProps4.xml><?xml version="1.0" encoding="utf-8"?>
+<file path=customXml/itemProps1.xml><?xml version="1.0" encoding="utf-8"?>
 <ds:datastoreItem xmlns:ds="http://schemas.openxmlformats.org/officeDocument/2006/customXml" ds:itemID="{8E875218-91D6-4204-B3E1-4F4C6E078F42}">
   <ds:schemaRefs>
     <ds:schemaRef ds:uri="http://schemas.microsoft.com/office/2006/metadata/contentType"/>
@@ -8863,4 +8836,29 @@
     <ds:schemaRef ds:uri="http://schemas.microsoft.com/internal/obd"/>
   </ds:schemaRefs>
 </ds:datastoreItem>
+</file>
+
+<file path=customXml/itemProps2.xml><?xml version="1.0" encoding="utf-8"?>
+<ds:datastoreItem xmlns:ds="http://schemas.openxmlformats.org/officeDocument/2006/customXml" ds:itemID="{1EF956C6-2A7C-438B-ACF2-9A85252697A5}">
+  <ds:schemaRefs>
+    <ds:schemaRef ds:uri="http://schemas.microsoft.com/sharepoint/v3/contenttype/forms"/>
+  </ds:schemaRefs>
+</ds:datastoreItem>
+</file>
+
+<file path=customXml/itemProps3.xml><?xml version="1.0" encoding="utf-8"?>
+<ds:datastoreItem xmlns:ds="http://schemas.openxmlformats.org/officeDocument/2006/customXml" ds:itemID="{6367B603-3B12-42EB-A71C-92DF23C6A36D}">
+  <ds:schemaRefs>
+    <ds:schemaRef ds:uri="http://schemas.microsoft.com/office/2006/metadata/properties"/>
+    <ds:schemaRef ds:uri="http://schemas.microsoft.com/office/infopath/2007/PartnerControls"/>
+  </ds:schemaRefs>
+</ds:datastoreItem>
+</file>
+
+<file path=customXml/itemProps4.xml><?xml version="1.0" encoding="utf-8"?>
+<ds:datastoreItem xmlns:ds="http://schemas.openxmlformats.org/officeDocument/2006/customXml" ds:itemID="{F5997309-FACA-442A-8A47-89BAD725A418}">
+  <ds:schemaRefs>
+    <ds:schemaRef ds:uri="http://schemas.openxmlformats.org/officeDocument/2006/bibliography"/>
+  </ds:schemaRefs>
+</ds:datastoreItem>
 </file>